--- a/CÔNG TY TNHH PHỤ KIỆN MỘC NĂM HÙNG/Notes.docx
+++ b/CÔNG TY TNHH PHỤ KIỆN MỘC NĂM HÙNG/Notes.docx
@@ -233,7 +233,7 @@
           <w:sz w:val="24"/>
           <w:szCs w:val="24"/>
         </w:rPr>
-        <w:t>63/52/12/1 Võ Văn Hát, Tổ 3, Khu phố Phước Hiệp, Phường Long Trường, Thành phố Thủ Đức, Thành phố Hồ Chí Minh, Việt Nam</w:t>
+        <w:t>63/52/12/1 Võ Văn Hát, Tổ 3, Khu phố Phước Hiệp, Phường Long Trường, TP Hồ Chí Minh, Việt Nam</w:t>
       </w:r>
     </w:p>
     <w:p>
@@ -463,14 +463,14 @@
         <w:tblLook w:val="04A0" w:firstRow="1" w:lastRow="0" w:firstColumn="1" w:lastColumn="0" w:noHBand="0" w:noVBand="1"/>
       </w:tblPr>
       <w:tblGrid>
-        <w:gridCol w:w="866"/>
-        <w:gridCol w:w="1384"/>
-        <w:gridCol w:w="940"/>
-        <w:gridCol w:w="1410"/>
-        <w:gridCol w:w="1447"/>
-        <w:gridCol w:w="1047"/>
-        <w:gridCol w:w="1447"/>
-        <w:gridCol w:w="803"/>
+        <w:gridCol w:w="852"/>
+        <w:gridCol w:w="1353"/>
+        <w:gridCol w:w="924"/>
+        <w:gridCol w:w="1218"/>
+        <w:gridCol w:w="1525"/>
+        <w:gridCol w:w="1028"/>
+        <w:gridCol w:w="1653"/>
+        <w:gridCol w:w="791"/>
       </w:tblGrid>
       <w:tr>
         <w:trPr>
@@ -931,17 +931,17 @@
               <w:spacing w:after="480" w:line="240" w:lineRule="auto"/>
               <w:rPr>
                 <w:rFonts w:ascii="Times New Roman" w:eastAsia="Times New Roman" w:hAnsi="Times New Roman" w:cs="Times New Roman"/>
-                <w:sz w:val="24"/>
-                <w:szCs w:val="24"/>
+                <w:sz w:val="20"/>
+                <w:szCs w:val="20"/>
               </w:rPr>
             </w:pPr>
             <w:r>
               <w:rPr>
                 <w:rFonts w:ascii="Times New Roman" w:eastAsia="Times New Roman" w:hAnsi="Times New Roman" w:cs="Times New Roman"/>
-                <w:sz w:val="24"/>
-                <w:szCs w:val="24"/>
-              </w:rPr>
-              <w:t>63/52/12/1 Võ Văn Hát, Phường Long Trường, Thành phố Thủ Đức, Thành phố Hồ Chí Minh, Việt Nam</w:t>
+                <w:sz w:val="20"/>
+                <w:szCs w:val="20"/>
+              </w:rPr>
+              <w:t>63/52/12/1 Võ Văn Hát, Tổ 3, Khu phố Phước Hiệp, Phường Long Trường, TP Hồ Chí Minh, Việt Nam</w:t>
             </w:r>
           </w:p>
         </w:tc>
@@ -978,7 +978,15 @@
                 <w:sz w:val="24"/>
                 <w:szCs w:val="24"/>
               </w:rPr>
-              <w:t>60.000.000</w:t>
+              <w:t>17</w:t>
+            </w:r>
+            <w:r>
+              <w:rPr>
+                <w:rFonts w:ascii="Times New Roman" w:eastAsia="Times New Roman" w:hAnsi="Times New Roman" w:cs="Times New Roman"/>
+                <w:sz w:val="24"/>
+                <w:szCs w:val="24"/>
+              </w:rPr>
+              <w:t>0.000.000</w:t>
             </w:r>
           </w:p>
         </w:tc>
@@ -1015,7 +1023,23 @@
                 <w:sz w:val="24"/>
                 <w:szCs w:val="24"/>
               </w:rPr>
-              <w:t>60,000</w:t>
+              <w:t>6</w:t>
+            </w:r>
+            <w:r>
+              <w:rPr>
+                <w:rFonts w:ascii="Times New Roman" w:eastAsia="Times New Roman" w:hAnsi="Times New Roman" w:cs="Times New Roman"/>
+                <w:sz w:val="24"/>
+                <w:szCs w:val="24"/>
+              </w:rPr>
+              <w:t>8</w:t>
+            </w:r>
+            <w:r>
+              <w:rPr>
+                <w:rFonts w:ascii="Times New Roman" w:eastAsia="Times New Roman" w:hAnsi="Times New Roman" w:cs="Times New Roman"/>
+                <w:sz w:val="24"/>
+                <w:szCs w:val="24"/>
+              </w:rPr>
+              <w:t>,000</w:t>
             </w:r>
           </w:p>
         </w:tc>
@@ -1047,12 +1071,7 @@
               </w:rPr>
             </w:pPr>
             <w:r>
-              <w:rPr>
-                <w:rFonts w:ascii="Times New Roman" w:eastAsia="Times New Roman" w:hAnsi="Times New Roman" w:cs="Times New Roman"/>
-                <w:sz w:val="24"/>
-                <w:szCs w:val="24"/>
-              </w:rPr>
-              <w:t>026122070</w:t>
+              <w:t>082183018018</w:t>
             </w:r>
           </w:p>
         </w:tc>
@@ -1226,26 +1245,25 @@
               <w:spacing w:after="480" w:line="240" w:lineRule="auto"/>
               <w:rPr>
                 <w:rFonts w:ascii="Times New Roman" w:eastAsia="Times New Roman" w:hAnsi="Times New Roman" w:cs="Times New Roman"/>
-                <w:sz w:val="24"/>
-                <w:szCs w:val="24"/>
+                <w:sz w:val="20"/>
+                <w:szCs w:val="20"/>
               </w:rPr>
             </w:pPr>
             <w:r>
               <w:rPr>
                 <w:rFonts w:ascii="Times New Roman" w:eastAsia="Times New Roman" w:hAnsi="Times New Roman" w:cs="Times New Roman"/>
-                <w:sz w:val="24"/>
-                <w:szCs w:val="24"/>
-              </w:rPr>
-              <w:t xml:space="preserve">63/52/12/1 Võ Văn Hát, Phường Long Trường, Thành phố Thủ Đức, Thành phố Hồ </w:t>
+                <w:sz w:val="20"/>
+                <w:szCs w:val="20"/>
+              </w:rPr>
+              <w:t xml:space="preserve">63/52/12/1 Võ Văn Hát, Tổ 3, Khu phố Phước Hiệp, Phường Long Trường, TP Hồ Chí Minh, </w:t>
             </w:r>
             <w:r>
               <w:rPr>
                 <w:rFonts w:ascii="Times New Roman" w:eastAsia="Times New Roman" w:hAnsi="Times New Roman" w:cs="Times New Roman"/>
-                <w:sz w:val="24"/>
-                <w:szCs w:val="24"/>
-              </w:rPr>
-              <w:lastRenderedPageBreak/>
-              <w:t>Chí Minh, Việt Nam</w:t>
+                <w:sz w:val="20"/>
+                <w:szCs w:val="20"/>
+              </w:rPr>
+              <w:t xml:space="preserve"> </w:t>
             </w:r>
           </w:p>
         </w:tc>
@@ -1282,8 +1300,15 @@
                 <w:sz w:val="24"/>
                 <w:szCs w:val="24"/>
               </w:rPr>
-              <w:lastRenderedPageBreak/>
-              <w:t>40.000.000</w:t>
+              <w:t>8</w:t>
+            </w:r>
+            <w:r>
+              <w:rPr>
+                <w:rFonts w:ascii="Times New Roman" w:eastAsia="Times New Roman" w:hAnsi="Times New Roman" w:cs="Times New Roman"/>
+                <w:sz w:val="24"/>
+                <w:szCs w:val="24"/>
+              </w:rPr>
+              <w:t>0.000.000</w:t>
             </w:r>
           </w:p>
         </w:tc>
@@ -1320,7 +1345,15 @@
                 <w:sz w:val="24"/>
                 <w:szCs w:val="24"/>
               </w:rPr>
-              <w:t>40,000</w:t>
+              <w:t>32</w:t>
+            </w:r>
+            <w:r>
+              <w:rPr>
+                <w:rFonts w:ascii="Times New Roman" w:eastAsia="Times New Roman" w:hAnsi="Times New Roman" w:cs="Times New Roman"/>
+                <w:sz w:val="24"/>
+                <w:szCs w:val="24"/>
+              </w:rPr>
+              <w:t>,000</w:t>
             </w:r>
           </w:p>
         </w:tc>
@@ -1352,12 +1385,7 @@
               </w:rPr>
             </w:pPr>
             <w:r>
-              <w:rPr>
-                <w:rFonts w:ascii="Times New Roman" w:eastAsia="Times New Roman" w:hAnsi="Times New Roman" w:cs="Times New Roman"/>
-                <w:sz w:val="24"/>
-                <w:szCs w:val="24"/>
-              </w:rPr>
-              <w:t>026063593</w:t>
+              <w:t>049083013096</w:t>
             </w:r>
           </w:p>
         </w:tc>
@@ -1468,6 +1496,7 @@
           <w:sz w:val="24"/>
           <w:szCs w:val="24"/>
         </w:rPr>
+        <w:lastRenderedPageBreak/>
         <w:t>Giới tính:</w:t>
       </w:r>
       <w:r>
@@ -1636,7 +1665,15 @@
           <w:sz w:val="24"/>
           <w:szCs w:val="24"/>
         </w:rPr>
-        <w:t xml:space="preserve"> Chứng minh nhân dân</w:t>
+        <w:t xml:space="preserve"> </w:t>
+      </w:r>
+      <w:r>
+        <w:rPr>
+          <w:rFonts w:ascii="Times New Roman" w:eastAsia="Times New Roman" w:hAnsi="Times New Roman" w:cs="Times New Roman"/>
+          <w:sz w:val="24"/>
+          <w:szCs w:val="24"/>
+        </w:rPr>
+        <w:t>Căn cước công dân</w:t>
       </w:r>
     </w:p>
     <w:p>
@@ -1668,7 +1705,10 @@
           <w:sz w:val="24"/>
           <w:szCs w:val="24"/>
         </w:rPr>
-        <w:t xml:space="preserve"> 026122070</w:t>
+        <w:t xml:space="preserve"> </w:t>
+      </w:r>
+      <w:r>
+        <w:t>082183018018</w:t>
       </w:r>
     </w:p>
     <w:p>
@@ -1700,7 +1740,47 @@
           <w:sz w:val="24"/>
           <w:szCs w:val="24"/>
         </w:rPr>
-        <w:t xml:space="preserve"> 02/12/2015</w:t>
+        <w:t xml:space="preserve"> </w:t>
+      </w:r>
+      <w:r>
+        <w:rPr>
+          <w:rFonts w:ascii="Times New Roman" w:eastAsia="Times New Roman" w:hAnsi="Times New Roman" w:cs="Times New Roman"/>
+          <w:sz w:val="24"/>
+          <w:szCs w:val="24"/>
+        </w:rPr>
+        <w:t>13</w:t>
+      </w:r>
+      <w:r>
+        <w:rPr>
+          <w:rFonts w:ascii="Times New Roman" w:eastAsia="Times New Roman" w:hAnsi="Times New Roman" w:cs="Times New Roman"/>
+          <w:sz w:val="24"/>
+          <w:szCs w:val="24"/>
+        </w:rPr>
+        <w:t>/</w:t>
+      </w:r>
+      <w:r>
+        <w:rPr>
+          <w:rFonts w:ascii="Times New Roman" w:eastAsia="Times New Roman" w:hAnsi="Times New Roman" w:cs="Times New Roman"/>
+          <w:sz w:val="24"/>
+          <w:szCs w:val="24"/>
+        </w:rPr>
+        <w:t>01</w:t>
+      </w:r>
+      <w:r>
+        <w:rPr>
+          <w:rFonts w:ascii="Times New Roman" w:eastAsia="Times New Roman" w:hAnsi="Times New Roman" w:cs="Times New Roman"/>
+          <w:sz w:val="24"/>
+          <w:szCs w:val="24"/>
+        </w:rPr>
+        <w:t>/20</w:t>
+      </w:r>
+      <w:r>
+        <w:rPr>
+          <w:rFonts w:ascii="Times New Roman" w:eastAsia="Times New Roman" w:hAnsi="Times New Roman" w:cs="Times New Roman"/>
+          <w:sz w:val="24"/>
+          <w:szCs w:val="24"/>
+        </w:rPr>
+        <w:t>22</w:t>
       </w:r>
     </w:p>
     <w:p>
@@ -1732,7 +1812,15 @@
           <w:sz w:val="24"/>
           <w:szCs w:val="24"/>
         </w:rPr>
-        <w:t xml:space="preserve"> Công an Thành phố Hồ Chí Minh</w:t>
+        <w:t xml:space="preserve"> </w:t>
+      </w:r>
+      <w:r>
+        <w:rPr>
+          <w:rFonts w:ascii="Times New Roman" w:eastAsia="Times New Roman" w:hAnsi="Times New Roman" w:cs="Times New Roman"/>
+          <w:sz w:val="24"/>
+          <w:szCs w:val="24"/>
+        </w:rPr>
+        <w:t>Bộ Công An</w:t>
       </w:r>
     </w:p>
     <w:p>
@@ -1764,7 +1852,18 @@
           <w:sz w:val="24"/>
           <w:szCs w:val="24"/>
         </w:rPr>
-        <w:t xml:space="preserve"> 63/52/12/1 Võ Văn Hát, Phường Long Trường, Thành phố Thủ Đức, Thành phố Hồ Chí Minh, Việt Nam</w:t>
+        <w:t xml:space="preserve"> </w:t>
+      </w:r>
+      <w:r>
+        <w:rPr>
+          <w:rFonts w:ascii="Helvetica" w:hAnsi="Helvetica" w:cs="Helvetica"/>
+          <w:color w:val="333E48"/>
+          <w:spacing w:val="-2"/>
+          <w:sz w:val="21"/>
+          <w:szCs w:val="21"/>
+          <w:shd w:val="clear" w:color="auto" w:fill="FFFFFF"/>
+        </w:rPr>
+        <w:t>63/52/12/1 Võ Văn Hát, Tổ 3, Khu phố Phước Hiệp, Phường Long Trường, TP Hồ Chí Minh, Việt Nam</w:t>
       </w:r>
     </w:p>
     <w:p>
@@ -1796,10 +1895,560 @@
           <w:sz w:val="24"/>
           <w:szCs w:val="24"/>
         </w:rPr>
-        <w:t xml:space="preserve"> 63/52/12/1 Võ Văn Hát, Phường Long Trường, Thành phố Thủ Đức, Thành phố Hồ Chí Minh, Việt Nam</w:t>
-      </w:r>
-    </w:p>
-    <w:p>
+        <w:t xml:space="preserve"> </w:t>
+      </w:r>
+      <w:r>
+        <w:rPr>
+          <w:rFonts w:ascii="Helvetica" w:hAnsi="Helvetica" w:cs="Helvetica"/>
+          <w:color w:val="333E48"/>
+          <w:spacing w:val="-2"/>
+          <w:sz w:val="21"/>
+          <w:szCs w:val="21"/>
+          <w:shd w:val="clear" w:color="auto" w:fill="FFFFFF"/>
+        </w:rPr>
+        <w:t>63/52/12/1 Võ Văn Hát, Tổ 3, Khu phố Phước Hiệp, Phường Long Trường, TP Hồ Chí Minh, Việt Nam</w:t>
+      </w:r>
+    </w:p>
+    <w:p>
+      <w:pPr>
+        <w:spacing w:before="100" w:beforeAutospacing="1" w:after="100" w:afterAutospacing="1" w:line="240" w:lineRule="auto"/>
+        <w:ind w:left="720"/>
+        <w:rPr>
+          <w:rFonts w:ascii="Times New Roman" w:eastAsia="Times New Roman" w:hAnsi="Times New Roman" w:cs="Times New Roman"/>
+          <w:b/>
+          <w:bCs/>
+          <w:sz w:val="24"/>
+          <w:szCs w:val="24"/>
+        </w:rPr>
+      </w:pPr>
+      <w:r>
+        <w:rPr>
+          <w:rFonts w:ascii="Times New Roman" w:eastAsia="Times New Roman" w:hAnsi="Times New Roman" w:cs="Times New Roman"/>
+          <w:b/>
+          <w:bCs/>
+          <w:sz w:val="24"/>
+          <w:szCs w:val="24"/>
+        </w:rPr>
+        <w:t xml:space="preserve">Thành viên thứ 2 </w:t>
+      </w:r>
+    </w:p>
+    <w:p>
+      <w:pPr>
+        <w:numPr>
+          <w:ilvl w:val="0"/>
+          <w:numId w:val="4"/>
+        </w:numPr>
+        <w:spacing w:before="100" w:beforeAutospacing="1" w:after="100" w:afterAutospacing="1" w:line="240" w:lineRule="auto"/>
+        <w:rPr>
+          <w:rFonts w:ascii="Times New Roman" w:eastAsia="Times New Roman" w:hAnsi="Times New Roman" w:cs="Times New Roman"/>
+          <w:sz w:val="24"/>
+          <w:szCs w:val="24"/>
+        </w:rPr>
+      </w:pPr>
+      <w:r>
+        <w:rPr>
+          <w:rFonts w:ascii="Times New Roman" w:eastAsia="Times New Roman" w:hAnsi="Times New Roman" w:cs="Times New Roman"/>
+          <w:b/>
+          <w:bCs/>
+          <w:sz w:val="24"/>
+          <w:szCs w:val="24"/>
+        </w:rPr>
+        <w:t>Họ và tên:</w:t>
+      </w:r>
+      <w:r>
+        <w:rPr>
+          <w:rFonts w:ascii="Times New Roman" w:eastAsia="Times New Roman" w:hAnsi="Times New Roman" w:cs="Times New Roman"/>
+          <w:sz w:val="24"/>
+          <w:szCs w:val="24"/>
+        </w:rPr>
+        <w:t xml:space="preserve"> TRẦN NGỌC HÙNG</w:t>
+      </w:r>
+    </w:p>
+    <w:p>
+      <w:pPr>
+        <w:numPr>
+          <w:ilvl w:val="0"/>
+          <w:numId w:val="4"/>
+        </w:numPr>
+        <w:spacing w:before="100" w:beforeAutospacing="1" w:after="100" w:afterAutospacing="1" w:line="240" w:lineRule="auto"/>
+        <w:rPr>
+          <w:rFonts w:ascii="Times New Roman" w:eastAsia="Times New Roman" w:hAnsi="Times New Roman" w:cs="Times New Roman"/>
+          <w:sz w:val="24"/>
+          <w:szCs w:val="24"/>
+        </w:rPr>
+      </w:pPr>
+      <w:r>
+        <w:rPr>
+          <w:rFonts w:ascii="Times New Roman" w:eastAsia="Times New Roman" w:hAnsi="Times New Roman" w:cs="Times New Roman"/>
+          <w:b/>
+          <w:bCs/>
+          <w:sz w:val="24"/>
+          <w:szCs w:val="24"/>
+        </w:rPr>
+        <w:t>Giới tính:</w:t>
+      </w:r>
+      <w:r>
+        <w:rPr>
+          <w:rFonts w:ascii="Times New Roman" w:eastAsia="Times New Roman" w:hAnsi="Times New Roman" w:cs="Times New Roman"/>
+          <w:sz w:val="24"/>
+          <w:szCs w:val="24"/>
+        </w:rPr>
+        <w:t xml:space="preserve"> Nam</w:t>
+      </w:r>
+    </w:p>
+    <w:p>
+      <w:pPr>
+        <w:numPr>
+          <w:ilvl w:val="0"/>
+          <w:numId w:val="4"/>
+        </w:numPr>
+        <w:spacing w:before="100" w:beforeAutospacing="1" w:after="100" w:afterAutospacing="1" w:line="240" w:lineRule="auto"/>
+        <w:rPr>
+          <w:rFonts w:ascii="Times New Roman" w:eastAsia="Times New Roman" w:hAnsi="Times New Roman" w:cs="Times New Roman"/>
+          <w:sz w:val="24"/>
+          <w:szCs w:val="24"/>
+        </w:rPr>
+      </w:pPr>
+      <w:r>
+        <w:rPr>
+          <w:rFonts w:ascii="Times New Roman" w:eastAsia="Times New Roman" w:hAnsi="Times New Roman" w:cs="Times New Roman"/>
+          <w:b/>
+          <w:bCs/>
+          <w:sz w:val="24"/>
+          <w:szCs w:val="24"/>
+        </w:rPr>
+        <w:t>Sinh ngày:</w:t>
+      </w:r>
+      <w:r>
+        <w:rPr>
+          <w:rFonts w:ascii="Times New Roman" w:eastAsia="Times New Roman" w:hAnsi="Times New Roman" w:cs="Times New Roman"/>
+          <w:sz w:val="24"/>
+          <w:szCs w:val="24"/>
+        </w:rPr>
+        <w:t xml:space="preserve"> </w:t>
+      </w:r>
+      <w:r>
+        <w:rPr>
+          <w:rFonts w:ascii="Times New Roman" w:eastAsia="Times New Roman" w:hAnsi="Times New Roman" w:cs="Times New Roman"/>
+          <w:sz w:val="24"/>
+          <w:szCs w:val="24"/>
+        </w:rPr>
+        <w:t>09/09/1983</w:t>
+      </w:r>
+    </w:p>
+    <w:p>
+      <w:pPr>
+        <w:numPr>
+          <w:ilvl w:val="0"/>
+          <w:numId w:val="4"/>
+        </w:numPr>
+        <w:spacing w:before="100" w:beforeAutospacing="1" w:after="100" w:afterAutospacing="1" w:line="240" w:lineRule="auto"/>
+        <w:rPr>
+          <w:rFonts w:ascii="Times New Roman" w:eastAsia="Times New Roman" w:hAnsi="Times New Roman" w:cs="Times New Roman"/>
+          <w:sz w:val="24"/>
+          <w:szCs w:val="24"/>
+        </w:rPr>
+      </w:pPr>
+      <w:r>
+        <w:rPr>
+          <w:rFonts w:ascii="Times New Roman" w:eastAsia="Times New Roman" w:hAnsi="Times New Roman" w:cs="Times New Roman"/>
+          <w:b/>
+          <w:bCs/>
+          <w:sz w:val="24"/>
+          <w:szCs w:val="24"/>
+        </w:rPr>
+        <w:t>Dân tộc:</w:t>
+      </w:r>
+      <w:r>
+        <w:rPr>
+          <w:rFonts w:ascii="Times New Roman" w:eastAsia="Times New Roman" w:hAnsi="Times New Roman" w:cs="Times New Roman"/>
+          <w:sz w:val="24"/>
+          <w:szCs w:val="24"/>
+        </w:rPr>
+        <w:t xml:space="preserve"> Kinh</w:t>
+      </w:r>
+    </w:p>
+    <w:p>
+      <w:pPr>
+        <w:numPr>
+          <w:ilvl w:val="0"/>
+          <w:numId w:val="4"/>
+        </w:numPr>
+        <w:spacing w:before="100" w:beforeAutospacing="1" w:after="100" w:afterAutospacing="1" w:line="240" w:lineRule="auto"/>
+        <w:rPr>
+          <w:rFonts w:ascii="Times New Roman" w:eastAsia="Times New Roman" w:hAnsi="Times New Roman" w:cs="Times New Roman"/>
+          <w:sz w:val="24"/>
+          <w:szCs w:val="24"/>
+        </w:rPr>
+      </w:pPr>
+      <w:r>
+        <w:rPr>
+          <w:rFonts w:ascii="Times New Roman" w:eastAsia="Times New Roman" w:hAnsi="Times New Roman" w:cs="Times New Roman"/>
+          <w:b/>
+          <w:bCs/>
+          <w:sz w:val="24"/>
+          <w:szCs w:val="24"/>
+        </w:rPr>
+        <w:t>Quốc tịch:</w:t>
+      </w:r>
+      <w:r>
+        <w:rPr>
+          <w:rFonts w:ascii="Times New Roman" w:eastAsia="Times New Roman" w:hAnsi="Times New Roman" w:cs="Times New Roman"/>
+          <w:sz w:val="24"/>
+          <w:szCs w:val="24"/>
+        </w:rPr>
+        <w:t xml:space="preserve"> Việt Nam</w:t>
+      </w:r>
+    </w:p>
+    <w:p>
+      <w:pPr>
+        <w:numPr>
+          <w:ilvl w:val="0"/>
+          <w:numId w:val="4"/>
+        </w:numPr>
+        <w:spacing w:before="100" w:beforeAutospacing="1" w:after="100" w:afterAutospacing="1" w:line="240" w:lineRule="auto"/>
+        <w:rPr>
+          <w:rFonts w:ascii="Times New Roman" w:eastAsia="Times New Roman" w:hAnsi="Times New Roman" w:cs="Times New Roman"/>
+          <w:sz w:val="24"/>
+          <w:szCs w:val="24"/>
+        </w:rPr>
+      </w:pPr>
+      <w:r>
+        <w:rPr>
+          <w:rFonts w:ascii="Times New Roman" w:eastAsia="Times New Roman" w:hAnsi="Times New Roman" w:cs="Times New Roman"/>
+          <w:b/>
+          <w:bCs/>
+          <w:sz w:val="24"/>
+          <w:szCs w:val="24"/>
+        </w:rPr>
+        <w:t>Loại giấy tờ pháp lý của cá nhân:</w:t>
+      </w:r>
+      <w:r>
+        <w:rPr>
+          <w:rFonts w:ascii="Times New Roman" w:eastAsia="Times New Roman" w:hAnsi="Times New Roman" w:cs="Times New Roman"/>
+          <w:sz w:val="24"/>
+          <w:szCs w:val="24"/>
+        </w:rPr>
+        <w:t xml:space="preserve"> </w:t>
+      </w:r>
+      <w:r>
+        <w:rPr>
+          <w:rFonts w:ascii="Times New Roman" w:eastAsia="Times New Roman" w:hAnsi="Times New Roman" w:cs="Times New Roman"/>
+          <w:sz w:val="24"/>
+          <w:szCs w:val="24"/>
+        </w:rPr>
+        <w:t>Căn cước công dân</w:t>
+      </w:r>
+    </w:p>
+    <w:p>
+      <w:pPr>
+        <w:numPr>
+          <w:ilvl w:val="0"/>
+          <w:numId w:val="4"/>
+        </w:numPr>
+        <w:spacing w:before="100" w:beforeAutospacing="1" w:after="100" w:afterAutospacing="1" w:line="240" w:lineRule="auto"/>
+        <w:rPr>
+          <w:rFonts w:ascii="Times New Roman" w:eastAsia="Times New Roman" w:hAnsi="Times New Roman" w:cs="Times New Roman"/>
+          <w:sz w:val="24"/>
+          <w:szCs w:val="24"/>
+        </w:rPr>
+      </w:pPr>
+      <w:r>
+        <w:rPr>
+          <w:rFonts w:ascii="Times New Roman" w:eastAsia="Times New Roman" w:hAnsi="Times New Roman" w:cs="Times New Roman"/>
+          <w:b/>
+          <w:bCs/>
+          <w:sz w:val="24"/>
+          <w:szCs w:val="24"/>
+        </w:rPr>
+        <w:t>Số giấy tờ pháp lý của cá nhân:</w:t>
+      </w:r>
+      <w:r>
+        <w:rPr>
+          <w:rFonts w:ascii="Times New Roman" w:eastAsia="Times New Roman" w:hAnsi="Times New Roman" w:cs="Times New Roman"/>
+          <w:sz w:val="24"/>
+          <w:szCs w:val="24"/>
+        </w:rPr>
+        <w:t xml:space="preserve"> </w:t>
+      </w:r>
+      <w:r>
+        <w:t>049083013096</w:t>
+      </w:r>
+    </w:p>
+    <w:p>
+      <w:pPr>
+        <w:numPr>
+          <w:ilvl w:val="0"/>
+          <w:numId w:val="4"/>
+        </w:numPr>
+        <w:spacing w:before="100" w:beforeAutospacing="1" w:after="100" w:afterAutospacing="1" w:line="240" w:lineRule="auto"/>
+        <w:rPr>
+          <w:rFonts w:ascii="Times New Roman" w:eastAsia="Times New Roman" w:hAnsi="Times New Roman" w:cs="Times New Roman"/>
+          <w:sz w:val="24"/>
+          <w:szCs w:val="24"/>
+        </w:rPr>
+      </w:pPr>
+      <w:r>
+        <w:rPr>
+          <w:rFonts w:ascii="Times New Roman" w:eastAsia="Times New Roman" w:hAnsi="Times New Roman" w:cs="Times New Roman"/>
+          <w:b/>
+          <w:bCs/>
+          <w:sz w:val="24"/>
+          <w:szCs w:val="24"/>
+        </w:rPr>
+        <w:t>Ngày cấp:</w:t>
+      </w:r>
+      <w:r>
+        <w:rPr>
+          <w:rFonts w:ascii="Times New Roman" w:eastAsia="Times New Roman" w:hAnsi="Times New Roman" w:cs="Times New Roman"/>
+          <w:sz w:val="24"/>
+          <w:szCs w:val="24"/>
+        </w:rPr>
+        <w:t xml:space="preserve"> </w:t>
+      </w:r>
+      <w:r>
+        <w:rPr>
+          <w:rFonts w:ascii="Times New Roman" w:eastAsia="Times New Roman" w:hAnsi="Times New Roman" w:cs="Times New Roman"/>
+          <w:sz w:val="24"/>
+          <w:szCs w:val="24"/>
+        </w:rPr>
+        <w:t>21</w:t>
+      </w:r>
+      <w:r>
+        <w:rPr>
+          <w:rFonts w:ascii="Times New Roman" w:eastAsia="Times New Roman" w:hAnsi="Times New Roman" w:cs="Times New Roman"/>
+          <w:sz w:val="24"/>
+          <w:szCs w:val="24"/>
+        </w:rPr>
+        <w:t>/</w:t>
+      </w:r>
+      <w:r>
+        <w:rPr>
+          <w:rFonts w:ascii="Times New Roman" w:eastAsia="Times New Roman" w:hAnsi="Times New Roman" w:cs="Times New Roman"/>
+          <w:sz w:val="24"/>
+          <w:szCs w:val="24"/>
+        </w:rPr>
+        <w:t>11</w:t>
+      </w:r>
+      <w:r>
+        <w:rPr>
+          <w:rFonts w:ascii="Times New Roman" w:eastAsia="Times New Roman" w:hAnsi="Times New Roman" w:cs="Times New Roman"/>
+          <w:sz w:val="24"/>
+          <w:szCs w:val="24"/>
+        </w:rPr>
+        <w:t>/20</w:t>
+      </w:r>
+      <w:r>
+        <w:rPr>
+          <w:rFonts w:ascii="Times New Roman" w:eastAsia="Times New Roman" w:hAnsi="Times New Roman" w:cs="Times New Roman"/>
+          <w:sz w:val="24"/>
+          <w:szCs w:val="24"/>
+        </w:rPr>
+        <w:t>2</w:t>
+      </w:r>
+      <w:r>
+        <w:rPr>
+          <w:rFonts w:ascii="Times New Roman" w:eastAsia="Times New Roman" w:hAnsi="Times New Roman" w:cs="Times New Roman"/>
+          <w:sz w:val="24"/>
+          <w:szCs w:val="24"/>
+        </w:rPr>
+        <w:t>1</w:t>
+      </w:r>
+    </w:p>
+    <w:p>
+      <w:pPr>
+        <w:numPr>
+          <w:ilvl w:val="0"/>
+          <w:numId w:val="4"/>
+        </w:numPr>
+        <w:spacing w:before="100" w:beforeAutospacing="1" w:after="100" w:afterAutospacing="1" w:line="240" w:lineRule="auto"/>
+        <w:rPr>
+          <w:rFonts w:ascii="Times New Roman" w:eastAsia="Times New Roman" w:hAnsi="Times New Roman" w:cs="Times New Roman"/>
+          <w:sz w:val="24"/>
+          <w:szCs w:val="24"/>
+        </w:rPr>
+      </w:pPr>
+      <w:r>
+        <w:rPr>
+          <w:rFonts w:ascii="Times New Roman" w:eastAsia="Times New Roman" w:hAnsi="Times New Roman" w:cs="Times New Roman"/>
+          <w:b/>
+          <w:bCs/>
+          <w:sz w:val="24"/>
+          <w:szCs w:val="24"/>
+        </w:rPr>
+        <w:t>Nơi cấp:</w:t>
+      </w:r>
+      <w:r>
+        <w:rPr>
+          <w:rFonts w:ascii="Times New Roman" w:eastAsia="Times New Roman" w:hAnsi="Times New Roman" w:cs="Times New Roman"/>
+          <w:sz w:val="24"/>
+          <w:szCs w:val="24"/>
+        </w:rPr>
+        <w:t xml:space="preserve"> </w:t>
+      </w:r>
+      <w:r>
+        <w:rPr>
+          <w:rFonts w:ascii="Times New Roman" w:eastAsia="Times New Roman" w:hAnsi="Times New Roman" w:cs="Times New Roman"/>
+          <w:sz w:val="24"/>
+          <w:szCs w:val="24"/>
+        </w:rPr>
+        <w:t>Bộ Công An</w:t>
+      </w:r>
+    </w:p>
+    <w:p>
+      <w:pPr>
+        <w:numPr>
+          <w:ilvl w:val="0"/>
+          <w:numId w:val="4"/>
+        </w:numPr>
+        <w:spacing w:before="100" w:beforeAutospacing="1" w:after="100" w:afterAutospacing="1" w:line="240" w:lineRule="auto"/>
+        <w:rPr>
+          <w:rFonts w:ascii="Times New Roman" w:eastAsia="Times New Roman" w:hAnsi="Times New Roman" w:cs="Times New Roman"/>
+          <w:sz w:val="24"/>
+          <w:szCs w:val="24"/>
+        </w:rPr>
+      </w:pPr>
+      <w:r>
+        <w:rPr>
+          <w:rFonts w:ascii="Times New Roman" w:eastAsia="Times New Roman" w:hAnsi="Times New Roman" w:cs="Times New Roman"/>
+          <w:b/>
+          <w:bCs/>
+          <w:sz w:val="24"/>
+          <w:szCs w:val="24"/>
+        </w:rPr>
+        <w:t>Địa chỉ thường trú:</w:t>
+      </w:r>
+      <w:r>
+        <w:rPr>
+          <w:rFonts w:ascii="Times New Roman" w:eastAsia="Times New Roman" w:hAnsi="Times New Roman" w:cs="Times New Roman"/>
+          <w:sz w:val="24"/>
+          <w:szCs w:val="24"/>
+        </w:rPr>
+        <w:t xml:space="preserve"> </w:t>
+      </w:r>
+      <w:r>
+        <w:rPr>
+          <w:rFonts w:ascii="Helvetica" w:hAnsi="Helvetica" w:cs="Helvetica"/>
+          <w:color w:val="333E48"/>
+          <w:spacing w:val="-2"/>
+          <w:sz w:val="21"/>
+          <w:szCs w:val="21"/>
+          <w:shd w:val="clear" w:color="auto" w:fill="FFFFFF"/>
+        </w:rPr>
+        <w:t>63/52/12/1 Võ Văn Hát, Tổ 3, Khu phố Phước Hiệp, Phường Long Trường, TP Hồ Chí Minh, Việt Nam</w:t>
+      </w:r>
+    </w:p>
+    <w:p>
+      <w:pPr>
+        <w:numPr>
+          <w:ilvl w:val="0"/>
+          <w:numId w:val="4"/>
+        </w:numPr>
+        <w:spacing w:before="100" w:beforeAutospacing="1" w:after="100" w:afterAutospacing="1" w:line="240" w:lineRule="auto"/>
+        <w:rPr>
+          <w:rFonts w:ascii="Times New Roman" w:eastAsia="Times New Roman" w:hAnsi="Times New Roman" w:cs="Times New Roman"/>
+          <w:sz w:val="24"/>
+          <w:szCs w:val="24"/>
+        </w:rPr>
+      </w:pPr>
+      <w:r>
+        <w:rPr>
+          <w:rFonts w:ascii="Times New Roman" w:eastAsia="Times New Roman" w:hAnsi="Times New Roman" w:cs="Times New Roman"/>
+          <w:b/>
+          <w:bCs/>
+          <w:sz w:val="24"/>
+          <w:szCs w:val="24"/>
+        </w:rPr>
+        <w:t>Địa chỉ liên lạc:</w:t>
+      </w:r>
+      <w:r>
+        <w:rPr>
+          <w:rFonts w:ascii="Times New Roman" w:eastAsia="Times New Roman" w:hAnsi="Times New Roman" w:cs="Times New Roman"/>
+          <w:sz w:val="24"/>
+          <w:szCs w:val="24"/>
+        </w:rPr>
+        <w:t xml:space="preserve"> </w:t>
+      </w:r>
+      <w:r>
+        <w:rPr>
+          <w:rFonts w:ascii="Helvetica" w:hAnsi="Helvetica" w:cs="Helvetica"/>
+          <w:color w:val="333E48"/>
+          <w:spacing w:val="-2"/>
+          <w:sz w:val="21"/>
+          <w:szCs w:val="21"/>
+          <w:shd w:val="clear" w:color="auto" w:fill="FFFFFF"/>
+        </w:rPr>
+        <w:t>63/52/12/1 Võ Văn Hát, Tổ 3, Khu phố Phước Hiệp, Phường Long Trường, TP Hồ Chí Minh, Việt Nam</w:t>
+      </w:r>
+    </w:p>
+    <w:p>
+      <w:pPr>
+        <w:spacing w:before="100" w:beforeAutospacing="1" w:after="100" w:afterAutospacing="1" w:line="240" w:lineRule="auto"/>
+        <w:ind w:left="720"/>
+        <w:rPr>
+          <w:rFonts w:ascii="Times New Roman" w:eastAsia="Times New Roman" w:hAnsi="Times New Roman" w:cs="Times New Roman"/>
+          <w:sz w:val="24"/>
+          <w:szCs w:val="24"/>
+        </w:rPr>
+      </w:pPr>
+    </w:p>
+    <w:p>
+      <w:r>
+        <w:t>Nội dung thay đổi:</w:t>
+      </w:r>
+    </w:p>
+    <w:p>
+      <w:pPr>
+        <w:pStyle w:val="ListParagraph"/>
+        <w:numPr>
+          <w:ilvl w:val="0"/>
+          <w:numId w:val="5"/>
+        </w:numPr>
+      </w:pPr>
+      <w:r>
+        <w:t>Tăng vốn điều lệ</w:t>
+      </w:r>
+    </w:p>
+    <w:p>
+      <w:pPr>
+        <w:pStyle w:val="ListParagraph"/>
+        <w:numPr>
+          <w:ilvl w:val="0"/>
+          <w:numId w:val="5"/>
+        </w:numPr>
+      </w:pPr>
+      <w:r>
+        <w:t xml:space="preserve">Cập nhật địa chỉ của công ty, địa chỉ ông Hùng, bà Thúy do sáp nhập tỉnh thành: </w:t>
+      </w:r>
+      <w:r>
+        <w:rPr>
+          <w:rFonts w:ascii="Helvetica" w:hAnsi="Helvetica" w:cs="Helvetica"/>
+          <w:color w:val="333E48"/>
+          <w:spacing w:val="-2"/>
+          <w:sz w:val="21"/>
+          <w:szCs w:val="21"/>
+          <w:shd w:val="clear" w:color="auto" w:fill="FFFFFF"/>
+        </w:rPr>
+        <w:t>63/52/12/1 Võ Văn Hát, Tổ 3, Khu phố Phước Hiệp, Phường Long Trường, TP Hồ Chí Minh, Việt Nam</w:t>
+      </w:r>
+    </w:p>
+    <w:p>
+      <w:pPr>
+        <w:pStyle w:val="ListParagraph"/>
+        <w:numPr>
+          <w:ilvl w:val="0"/>
+          <w:numId w:val="5"/>
+        </w:numPr>
+      </w:pPr>
+      <w:r>
+        <w:t>Cập nhật ngành nghề</w:t>
+      </w:r>
+      <w:r>
+        <w:t xml:space="preserve"> </w:t>
+      </w:r>
+      <w:r>
+        <w:t>theo Quyết định số 36/2025/QĐ-TTg</w:t>
+      </w:r>
       <w:bookmarkStart w:id="0" w:name="_GoBack"/>
       <w:bookmarkEnd w:id="0"/>
     </w:p>
@@ -2114,6 +2763,119 @@
     </w:lvl>
   </w:abstractNum>
   <w:abstractNum w:abstractNumId="2" w15:restartNumberingAfterBreak="0">
+    <w:nsid w:val="4B2D3957"/>
+    <w:multiLevelType w:val="hybridMultilevel"/>
+    <w:tmpl w:val="53DA2444"/>
+    <w:lvl w:ilvl="0" w:tplc="09847A5A">
+      <w:start w:val="2"/>
+      <w:numFmt w:val="bullet"/>
+      <w:lvlText w:val="-"/>
+      <w:lvlJc w:val="left"/>
+      <w:pPr>
+        <w:ind w:left="720" w:hanging="360"/>
+      </w:pPr>
+      <w:rPr>
+        <w:rFonts w:ascii="Calibri" w:eastAsiaTheme="minorHAnsi" w:hAnsi="Calibri" w:cs="Calibri" w:hint="default"/>
+      </w:rPr>
+    </w:lvl>
+    <w:lvl w:ilvl="1" w:tplc="04090003" w:tentative="1">
+      <w:start w:val="1"/>
+      <w:numFmt w:val="bullet"/>
+      <w:lvlText w:val="o"/>
+      <w:lvlJc w:val="left"/>
+      <w:pPr>
+        <w:ind w:left="1440" w:hanging="360"/>
+      </w:pPr>
+      <w:rPr>
+        <w:rFonts w:ascii="Courier New" w:hAnsi="Courier New" w:cs="Courier New" w:hint="default"/>
+      </w:rPr>
+    </w:lvl>
+    <w:lvl w:ilvl="2" w:tplc="04090005" w:tentative="1">
+      <w:start w:val="1"/>
+      <w:numFmt w:val="bullet"/>
+      <w:lvlText w:val=""/>
+      <w:lvlJc w:val="left"/>
+      <w:pPr>
+        <w:ind w:left="2160" w:hanging="360"/>
+      </w:pPr>
+      <w:rPr>
+        <w:rFonts w:ascii="Wingdings" w:hAnsi="Wingdings" w:hint="default"/>
+      </w:rPr>
+    </w:lvl>
+    <w:lvl w:ilvl="3" w:tplc="04090001" w:tentative="1">
+      <w:start w:val="1"/>
+      <w:numFmt w:val="bullet"/>
+      <w:lvlText w:val=""/>
+      <w:lvlJc w:val="left"/>
+      <w:pPr>
+        <w:ind w:left="2880" w:hanging="360"/>
+      </w:pPr>
+      <w:rPr>
+        <w:rFonts w:ascii="Symbol" w:hAnsi="Symbol" w:hint="default"/>
+      </w:rPr>
+    </w:lvl>
+    <w:lvl w:ilvl="4" w:tplc="04090003" w:tentative="1">
+      <w:start w:val="1"/>
+      <w:numFmt w:val="bullet"/>
+      <w:lvlText w:val="o"/>
+      <w:lvlJc w:val="left"/>
+      <w:pPr>
+        <w:ind w:left="3600" w:hanging="360"/>
+      </w:pPr>
+      <w:rPr>
+        <w:rFonts w:ascii="Courier New" w:hAnsi="Courier New" w:cs="Courier New" w:hint="default"/>
+      </w:rPr>
+    </w:lvl>
+    <w:lvl w:ilvl="5" w:tplc="04090005" w:tentative="1">
+      <w:start w:val="1"/>
+      <w:numFmt w:val="bullet"/>
+      <w:lvlText w:val=""/>
+      <w:lvlJc w:val="left"/>
+      <w:pPr>
+        <w:ind w:left="4320" w:hanging="360"/>
+      </w:pPr>
+      <w:rPr>
+        <w:rFonts w:ascii="Wingdings" w:hAnsi="Wingdings" w:hint="default"/>
+      </w:rPr>
+    </w:lvl>
+    <w:lvl w:ilvl="6" w:tplc="04090001" w:tentative="1">
+      <w:start w:val="1"/>
+      <w:numFmt w:val="bullet"/>
+      <w:lvlText w:val=""/>
+      <w:lvlJc w:val="left"/>
+      <w:pPr>
+        <w:ind w:left="5040" w:hanging="360"/>
+      </w:pPr>
+      <w:rPr>
+        <w:rFonts w:ascii="Symbol" w:hAnsi="Symbol" w:hint="default"/>
+      </w:rPr>
+    </w:lvl>
+    <w:lvl w:ilvl="7" w:tplc="04090003" w:tentative="1">
+      <w:start w:val="1"/>
+      <w:numFmt w:val="bullet"/>
+      <w:lvlText w:val="o"/>
+      <w:lvlJc w:val="left"/>
+      <w:pPr>
+        <w:ind w:left="5760" w:hanging="360"/>
+      </w:pPr>
+      <w:rPr>
+        <w:rFonts w:ascii="Courier New" w:hAnsi="Courier New" w:cs="Courier New" w:hint="default"/>
+      </w:rPr>
+    </w:lvl>
+    <w:lvl w:ilvl="8" w:tplc="04090005" w:tentative="1">
+      <w:start w:val="1"/>
+      <w:numFmt w:val="bullet"/>
+      <w:lvlText w:val=""/>
+      <w:lvlJc w:val="left"/>
+      <w:pPr>
+        <w:ind w:left="6480" w:hanging="360"/>
+      </w:pPr>
+      <w:rPr>
+        <w:rFonts w:ascii="Wingdings" w:hAnsi="Wingdings" w:hint="default"/>
+      </w:rPr>
+    </w:lvl>
+  </w:abstractNum>
+  <w:abstractNum w:abstractNumId="3" w15:restartNumberingAfterBreak="0">
     <w:nsid w:val="50534DEC"/>
     <w:multiLevelType w:val="multilevel"/>
     <w:tmpl w:val="1AFC954E"/>
@@ -2262,7 +3024,7 @@
       </w:rPr>
     </w:lvl>
   </w:abstractNum>
-  <w:abstractNum w:abstractNumId="3" w15:restartNumberingAfterBreak="0">
+  <w:abstractNum w:abstractNumId="4" w15:restartNumberingAfterBreak="0">
     <w:nsid w:val="73391A08"/>
     <w:multiLevelType w:val="multilevel"/>
     <w:tmpl w:val="D8E451D0"/>
@@ -2412,16 +3174,19 @@
     </w:lvl>
   </w:abstractNum>
   <w:num w:numId="1">
-    <w:abstractNumId w:val="3"/>
+    <w:abstractNumId w:val="4"/>
   </w:num>
   <w:num w:numId="2">
     <w:abstractNumId w:val="0"/>
   </w:num>
   <w:num w:numId="3">
-    <w:abstractNumId w:val="2"/>
+    <w:abstractNumId w:val="3"/>
   </w:num>
   <w:num w:numId="4">
     <w:abstractNumId w:val="1"/>
+  </w:num>
+  <w:num w:numId="5">
+    <w:abstractNumId w:val="2"/>
   </w:num>
 </w:numbering>
 </file>
@@ -2940,6 +3705,17 @@
       <w:bCs/>
     </w:rPr>
   </w:style>
+  <w:style w:type="paragraph" w:styleId="ListParagraph">
+    <w:name w:val="List Paragraph"/>
+    <w:basedOn w:val="Normal"/>
+    <w:uiPriority w:val="34"/>
+    <w:qFormat/>
+    <w:rsid w:val="002D0787"/>
+    <w:pPr>
+      <w:ind w:left="720"/>
+      <w:contextualSpacing/>
+    </w:pPr>
+  </w:style>
 </w:styles>
 </file>
 

--- a/CÔNG TY TNHH PHỤ KIỆN MỘC NĂM HÙNG/Notes.docx
+++ b/CÔNG TY TNHH PHỤ KIỆN MỘC NĂM HÙNG/Notes.docx
@@ -1816,12 +1816,12 @@
       </w:r>
       <w:r>
         <w:rPr>
-          <w:rFonts w:ascii="Times New Roman" w:eastAsia="Times New Roman" w:hAnsi="Times New Roman" w:cs="Times New Roman"/>
-          <w:sz w:val="24"/>
-          <w:szCs w:val="24"/>
-        </w:rPr>
-        <w:t>Bộ Công An</w:t>
-      </w:r>
+          <w:rFonts w:ascii="Times New Roman" w:eastAsia="Calibri" w:hAnsi="Times New Roman" w:cs="Times New Roman"/>
+        </w:rPr>
+        <w:t>Cục Cảnh sát quản lý hành chính về trật tự xã hội</w:t>
+      </w:r>
+      <w:bookmarkStart w:id="0" w:name="_GoBack"/>
+      <w:bookmarkEnd w:id="0"/>
     </w:p>
     <w:p>
       <w:pPr>
@@ -2288,11 +2288,9 @@
       </w:r>
       <w:r>
         <w:rPr>
-          <w:rFonts w:ascii="Times New Roman" w:eastAsia="Times New Roman" w:hAnsi="Times New Roman" w:cs="Times New Roman"/>
-          <w:sz w:val="24"/>
-          <w:szCs w:val="24"/>
-        </w:rPr>
-        <w:t>Bộ Công An</w:t>
+          <w:rFonts w:ascii="Times New Roman" w:eastAsia="Calibri" w:hAnsi="Times New Roman" w:cs="Times New Roman"/>
+        </w:rPr>
+        <w:t>Cục Cảnh sát quản lý hành chính về trật tự xã hội</w:t>
       </w:r>
     </w:p>
     <w:p>
@@ -2449,8 +2447,6 @@
       <w:r>
         <w:t>theo Quyết định số 36/2025/QĐ-TTg</w:t>
       </w:r>
-      <w:bookmarkStart w:id="0" w:name="_GoBack"/>
-      <w:bookmarkEnd w:id="0"/>
     </w:p>
     <w:sectPr>
       <w:pgSz w:w="12240" w:h="15840"/>

--- a/CÔNG TY TNHH PHỤ KIỆN MỘC NĂM HÙNG/Notes.docx
+++ b/CÔNG TY TNHH PHỤ KIỆN MỘC NĂM HÙNG/Notes.docx
@@ -362,6 +362,18 @@
         </w:rPr>
         <w:t>3. Vốn điều lệ</w:t>
       </w:r>
+      <w:r>
+        <w:rPr>
+          <w:rFonts w:ascii="Times New Roman" w:eastAsia="Times New Roman" w:hAnsi="Times New Roman" w:cs="Times New Roman"/>
+          <w:b/>
+          <w:bCs/>
+          <w:sz w:val="27"/>
+          <w:szCs w:val="27"/>
+        </w:rPr>
+        <w:t xml:space="preserve"> hiện tại</w:t>
+      </w:r>
+      <w:bookmarkStart w:id="0" w:name="_GoBack"/>
+      <w:bookmarkEnd w:id="0"/>
     </w:p>
     <w:p>
       <w:pPr>
@@ -1820,8 +1832,6 @@
         </w:rPr>
         <w:t>Cục Cảnh sát quản lý hành chính về trật tự xã hội</w:t>
       </w:r>
-      <w:bookmarkStart w:id="0" w:name="_GoBack"/>
-      <w:bookmarkEnd w:id="0"/>
     </w:p>
     <w:p>
       <w:pPr>
